--- a/docs/BAO_CAO_TIEN_DO_GVHD_2026-06.docx
+++ b/docs/BAO_CAO_TIEN_DO_GVHD_2026-06.docx
@@ -44,7 +44,7 @@
         <w:t xml:space="preserve"> </w:t>
       </w:r>
       <w:r>
-        <w:t xml:space="preserve">Đỗ Thùy Hương — Trường Đại học Kỹ thuật Công nghệ Vĩnh Long (VLUTE)</w:t>
+        <w:t xml:space="preserve">Đỗ Thùy Hương</w:t>
       </w:r>
     </w:p>
     <w:p>
@@ -1281,7 +1281,7 @@
       </w:r>
     </w:p>
     <w:bookmarkEnd w:id="27"/>
-    <w:bookmarkStart w:id="29" w:name="b.-cập-nhật-quan-trọng-16-1962026"/>
+    <w:bookmarkStart w:id="28" w:name="b.-cập-nhật-quan-trọng-16-1962026"/>
     <w:p>
       <w:pPr>
         <w:pStyle w:val="Heading2"/>
@@ -1661,222 +1661,14 @@
         <w:t xml:space="preserve">các nhóm không-SIDS của Bảng 4.2; dòng Nhóm VI đã được cập nhật về giá trị 7 nền Pacific (đổi mới sản phẩm 39,6%, website 47,1%…). Mọi số mô tả nay tái lập được từ mã + dữ liệu đã commit.</w:t>
       </w:r>
     </w:p>
-    <w:bookmarkStart w:id="28" w:name="các-điểm-xin-thầy-quyết-định"/>
-    <w:p>
-      <w:pPr>
-        <w:pStyle w:val="Heading3"/>
-      </w:pPr>
-      <w:r>
-        <w:t xml:space="preserve">Các điểm xin Thầy quyết định</w:t>
-      </w:r>
-    </w:p>
-    <w:tbl>
-      <w:tblPr>
-        <w:tblStyle w:val="Table"/>
-        <w:tblW w:type="pct" w:w="5000"/>
-        <w:tblLook w:firstRow="1" w:lastRow="0" w:firstColumn="0" w:lastColumn="0" w:noHBand="0" w:noVBand="0" w:val="0020"/>
-        <w:jc w:val="start"/>
-      </w:tblPr>
-      <w:tblGrid>
-        <w:gridCol w:w="2640"/>
-        <w:gridCol w:w="2640"/>
-        <w:gridCol w:w="2640"/>
-      </w:tblGrid>
-      <w:tr>
-        <w:trPr>
-          <w:tblHeader w:val="true"/>
-        </w:trPr>
-        <w:tc>
-          <w:tcPr/>
-          <w:p>
-            <w:pPr>
-              <w:pStyle w:val="Compact"/>
-              <w:jc w:val="left"/>
-            </w:pPr>
-            <w:r>
-              <w:t xml:space="preserve">#</w:t>
-            </w:r>
-          </w:p>
-        </w:tc>
-        <w:tc>
-          <w:tcPr/>
-          <w:p>
-            <w:pPr>
-              <w:pStyle w:val="Compact"/>
-              <w:jc w:val="left"/>
-            </w:pPr>
-            <w:r>
-              <w:t xml:space="preserve">Nội dung</w:t>
-            </w:r>
-          </w:p>
-        </w:tc>
-        <w:tc>
-          <w:tcPr/>
-          <w:p>
-            <w:pPr>
-              <w:pStyle w:val="Compact"/>
-              <w:jc w:val="left"/>
-            </w:pPr>
-            <w:r>
-              <w:t xml:space="preserve">Vì sao cần</w:t>
-            </w:r>
-          </w:p>
-        </w:tc>
-      </w:tr>
-      <w:tr>
-        <w:tc>
-          <w:tcPr/>
-          <w:p>
-            <w:pPr>
-              <w:pStyle w:val="Compact"/>
-              <w:jc w:val="left"/>
-            </w:pPr>
-            <w:r>
-              <w:rPr>
-                <w:bCs/>
-                <w:b/>
-              </w:rPr>
-              <w:t xml:space="preserve">G1</w:t>
-            </w:r>
-          </w:p>
-        </w:tc>
-        <w:tc>
-          <w:tcPr/>
-          <w:p>
-            <w:pPr>
-              <w:pStyle w:val="Compact"/>
-              <w:jc w:val="left"/>
-            </w:pPr>
-            <w:r>
-              <w:t xml:space="preserve">Chấp thuận pipeline mô tả canonical làm chuẩn; chấp nhận một vài số mô tả thay đổi nhẹ so với bản in cũ (vì chuyển sang tái lập được)</w:t>
-            </w:r>
-          </w:p>
-        </w:tc>
-        <w:tc>
-          <w:tcPr/>
-          <w:p>
-            <w:pPr>
-              <w:pStyle w:val="Compact"/>
-              <w:jc w:val="left"/>
-            </w:pPr>
-            <w:r>
-              <w:t xml:space="preserve">Để hoàn tất re-lock các bảng mô tả còn lại (cột n Bảng 4.1 các nhóm khác)</w:t>
-            </w:r>
-          </w:p>
-        </w:tc>
-      </w:tr>
-      <w:tr>
-        <w:tc>
-          <w:tcPr/>
-          <w:p>
-            <w:pPr>
-              <w:pStyle w:val="Compact"/>
-              <w:jc w:val="left"/>
-            </w:pPr>
-            <w:r>
-              <w:rPr>
-                <w:bCs/>
-                <w:b/>
-              </w:rPr>
-              <w:t xml:space="preserve">G2</w:t>
-            </w:r>
-          </w:p>
-        </w:tc>
-        <w:tc>
-          <w:tcPr/>
-          <w:p>
-            <w:pPr>
-              <w:pStyle w:val="Compact"/>
-              <w:jc w:val="left"/>
-            </w:pPr>
-            <w:r>
-              <w:t xml:space="preserve">Dùng khung tái lập 49 nền / 87.987 thay tổng locked 96.415/88.869</w:t>
-            </w:r>
-          </w:p>
-        </w:tc>
-        <w:tc>
-          <w:tcPr/>
-          <w:p>
-            <w:pPr>
-              <w:pStyle w:val="Compact"/>
-              <w:jc w:val="left"/>
-            </w:pPr>
-            <w:r>
-              <w:t xml:space="preserve">Thống nhất</w:t>
-            </w:r>
-            <w:r>
-              <w:t xml:space="preserve"> </w:t>
-            </w:r>
-            <w:r>
-              <w:t xml:space="preserve">“</w:t>
-            </w:r>
-            <w:r>
-              <w:t xml:space="preserve">một nguồn chân lý</w:t>
-            </w:r>
-            <w:r>
-              <w:t xml:space="preserve">”</w:t>
-            </w:r>
-            <w:r>
-              <w:t xml:space="preserve"> </w:t>
-            </w:r>
-            <w:r>
-              <w:t xml:space="preserve">cho toàn luận án</w:t>
-            </w:r>
-          </w:p>
-        </w:tc>
-      </w:tr>
-      <w:tr>
-        <w:tc>
-          <w:tcPr/>
-          <w:p>
-            <w:pPr>
-              <w:pStyle w:val="Compact"/>
-              <w:jc w:val="left"/>
-            </w:pPr>
-            <w:r>
-              <w:rPr>
-                <w:bCs/>
-                <w:b/>
-              </w:rPr>
-              <w:t xml:space="preserve">G3</w:t>
-            </w:r>
-          </w:p>
-        </w:tc>
-        <w:tc>
-          <w:tcPr/>
-          <w:p>
-            <w:pPr>
-              <w:pStyle w:val="Compact"/>
-              <w:jc w:val="left"/>
-            </w:pPr>
-            <w:r>
-              <w:t xml:space="preserve">Duyệt định vị mới của P8 (dissolution) + xác nhận khối tác giả/đơn vị và tạp chí nộp (World Development)</w:t>
-            </w:r>
-          </w:p>
-        </w:tc>
-        <w:tc>
-          <w:tcPr/>
-          <w:p>
-            <w:pPr>
-              <w:pStyle w:val="Compact"/>
-              <w:jc w:val="left"/>
-            </w:pPr>
-            <w:r>
-              <w:t xml:space="preserve">Mở khóa nộp P8</w:t>
-            </w:r>
-          </w:p>
-        </w:tc>
-      </w:tr>
-    </w:tbl>
     <w:bookmarkEnd w:id="28"/>
-    <w:bookmarkEnd w:id="29"/>
-    <w:bookmarkStart w:id="30" w:name="công-việc-tiếp-theo-xin-ý-kiến-thầy"/>
+    <w:bookmarkStart w:id="29" w:name="công-việc-tiếp-theo"/>
     <w:p>
       <w:pPr>
         <w:pStyle w:val="Heading2"/>
       </w:pPr>
       <w:r>
-        <w:t xml:space="preserve">5. Công việc tiếp theo (xin ý kiến Thầy)</w:t>
+        <w:t xml:space="preserve">5. Công việc tiếp theo</w:t>
       </w:r>
     </w:p>
     <w:p>
@@ -1888,17 +1680,7 @@
         <w:pStyle w:val="Compact"/>
       </w:pPr>
       <w:r>
-        <w:rPr>
-          <w:bCs/>
-          <w:b/>
-        </w:rPr>
-        <w:t xml:space="preserve">Xác thực hệ số bằng Stata</w:t>
-      </w:r>
-      <w:r>
-        <w:t xml:space="preserve"> </w:t>
-      </w:r>
-      <w:r>
-        <w:t xml:space="preserve">trên máy có bản quyền (checklist 7 bước đã chuẩn bị) trước khi nộp P7/P8/P9.</w:t>
+        <w:t xml:space="preserve">Xác thực hệ số bằng Stata trên máy có bản quyền (checklist 7 bước đã chuẩn bị) trước khi nộp P7/P8/P9.</w:t>
       </w:r>
     </w:p>
     <w:p>
@@ -1910,17 +1692,7 @@
         <w:pStyle w:val="Compact"/>
       </w:pPr>
       <w:r>
-        <w:rPr>
-          <w:bCs/>
-          <w:b/>
-        </w:rPr>
-        <w:t xml:space="preserve">Lựa chọn tạp chí nộp đầu tiên</w:t>
-      </w:r>
-      <w:r>
-        <w:t xml:space="preserve"> </w:t>
-      </w:r>
-      <w:r>
-        <w:t xml:space="preserve">cho từng bản thảo trong danh sách mục tiêu (xin định hướng của Thầy).</w:t>
+        <w:t xml:space="preserve">Hoàn thiện gói nộp tạp chí cho từng bản thảo trong danh sách mục tiêu.</w:t>
       </w:r>
     </w:p>
     <w:p>
@@ -1932,7 +1704,7 @@
         <w:pStyle w:val="Compact"/>
       </w:pPr>
       <w:r>
-        <w:t xml:space="preserve">Biên dịch PDF slide bảo vệ và hoàn thiện thông tin GVHD trên trang bìa.</w:t>
+        <w:t xml:space="preserve">Biên dịch PDF slide bảo vệ và hoàn thiện thông tin trang bìa.</w:t>
       </w:r>
     </w:p>
     <w:p>
@@ -1944,23 +1716,7 @@
         <w:pStyle w:val="Compact"/>
       </w:pPr>
       <w:r>
-        <w:t xml:space="preserve">Hoàn tất</w:t>
-      </w:r>
-      <w:r>
-        <w:t xml:space="preserve"> </w:t>
-      </w:r>
-      <w:r>
-        <w:rPr>
-          <w:bCs/>
-          <w:b/>
-        </w:rPr>
-        <w:t xml:space="preserve">re-lock mô tả toàn diện</w:t>
-      </w:r>
-      <w:r>
-        <w:t xml:space="preserve"> </w:t>
-      </w:r>
-      <w:r>
-        <w:t xml:space="preserve">(cột n Bảng 4.1 mọi nhóm sang khung tái lập) sau khi Thầy duyệt G1–G2.</w:t>
+        <w:t xml:space="preserve">Hoàn tất re-lock mô tả toàn diện (đồng bộ cột n các bảng mô tả sang khung tái lập 49 nền).</w:t>
       </w:r>
     </w:p>
     <w:p>
@@ -1972,11 +1728,11 @@
         <w:pStyle w:val="Compact"/>
       </w:pPr>
       <w:r>
-        <w:t xml:space="preserve">Kế hoạch mở rộng sau bảo vệ: bổ sung các nền/đợt khảo sát mới (gồm cân nhắc lại Timor-Leste như một nền Đông Nam Á riêng, không thuộc SIDS).</w:t>
-      </w:r>
-    </w:p>
-    <w:bookmarkEnd w:id="30"/>
-    <w:bookmarkStart w:id="31" w:name="X3bba61bd4712943d0c5691e4083e39f59b5964b"/>
+        <w:t xml:space="preserve">Kế hoạch mở rộng sau bảo vệ: bổ sung các nền và đợt khảo sát mới.</w:t>
+      </w:r>
+    </w:p>
+    <w:bookmarkEnd w:id="29"/>
+    <w:bookmarkStart w:id="30" w:name="X3bba61bd4712943d0c5691e4083e39f59b5964b"/>
     <w:p>
       <w:pPr>
         <w:pStyle w:val="Heading2"/>
@@ -2465,7 +2221,7 @@
         <w:t xml:space="preserve">Kính trình Thầy xem xét và cho ý kiến định hướng.</w:t>
       </w:r>
     </w:p>
-    <w:bookmarkEnd w:id="31"/>
+    <w:bookmarkEnd w:id="30"/>
     <w:sectPr>
       <w:pgSz w:h="16838" w:w="11906"/>
       <w:pgMar w:bottom="1417" w:left="1417" w:right="1417" w:top="1417"/>

--- a/docs/BAO_CAO_TIEN_DO_GVHD_2026-06.docx
+++ b/docs/BAO_CAO_TIEN_DO_GVHD_2026-06.docx
@@ -512,7 +512,7 @@
               <w:jc w:val="left"/>
             </w:pPr>
             <w:r>
-              <w:t xml:space="preserve">Phân tích mô tả – chẩn đoán thực trạng hiệu quả doanh nghiệp châu Á (49 nền kinh tế, khung ICRV 6 nhóm)</w:t>
+              <w:t xml:space="preserve">Phân tích mô tả – chẩn đoán thực trạng hiệu quả doanh nghiệp châu Á (50 nền kinh tế, khung ICRV 6 nhóm)</w:t>
             </w:r>
           </w:p>
         </w:tc>
@@ -901,7 +901,7 @@
               <w:jc w:val="left"/>
             </w:pPr>
             <w:r>
-              <w:t xml:space="preserve">Đa quốc gia (49 nền, N = 80.373 ở M2 / 78.445 ở M5)</w:t>
+              <w:t xml:space="preserve">Đa quốc gia (50 nền, N = 81.022 ở M2 / 79.080 ở M5)</w:t>
             </w:r>
           </w:p>
         </w:tc>
@@ -925,7 +925,7 @@
               <w:jc w:val="left"/>
             </w:pPr>
             <w:r>
-              <w:t xml:space="preserve">Chữ U ngược; điểm uốn 51,5% (M2) đến 43,5% (mô hình đầy đủ M5); gradient ba vùng theo thể chế</w:t>
+              <w:t xml:space="preserve">Chữ U ngược; điểm uốn 51,5% (M2) đến 43,6% (mô hình đầy đủ M5); phổ thể chế ba vùng theo thể chế</w:t>
             </w:r>
           </w:p>
         </w:tc>
@@ -994,7 +994,7 @@
                 <w:bCs/>
                 <w:b/>
               </w:rPr>
-              <w:t xml:space="preserve">Chữ U ngược tan rã</w:t>
+              <w:t xml:space="preserve">Chữ U ngược không hình thành</w:t>
             </w:r>
             <w:r>
               <w:t xml:space="preserve"> </w:t>
@@ -1099,23 +1099,7 @@
         <w:t xml:space="preserve"> </w:t>
       </w:r>
       <w:r>
-        <w:t xml:space="preserve">WBES 49 nền kinh tế châu Á – Thái Bình Dương (gồm Nhật Bản 2025;</w:t>
-      </w:r>
-      <w:r>
-        <w:t xml:space="preserve"> </w:t>
-      </w:r>
-      <w:r>
-        <w:rPr>
-          <w:bCs/>
-          <w:b/>
-        </w:rPr>
-        <w:t xml:space="preserve">loại Timor-Leste</w:t>
-      </w:r>
-      <w:r>
-        <w:t xml:space="preserve"> </w:t>
-      </w:r>
-      <w:r>
-        <w:t xml:space="preserve">vì không thuộc nhóm quốc đảo Thái Bình Dương theo phân loại Ngân hàng Thế giới và Liên Hợp Quốc), phân loại theo khung thể chế ICRV 6 nhóm. Pool mô tả tái lập từ raw</w:t>
+        <w:t xml:space="preserve">WBES 50 nền kinh tế châu Á – Thái Bình Dương (gồm Nhật Bản 2025; giữ Timor-Leste ở khung P7 nhưng loại khỏi nhóm SIDS của P8 vì Timor không thuộc nhóm quốc đảo Thái Bình Dương theo phân loại Ngân hàng Thế giới và Liên Hợp Quốc), phân loại theo khung thể chế ICRV 6 nhóm. Pool mô tả tái lập từ raw</w:t>
       </w:r>
       <w:r>
         <w:t xml:space="preserve"> </w:t>
@@ -1137,13 +1121,13 @@
           <w:bCs/>
           <w:b/>
         </w:rPr>
-        <w:t xml:space="preserve">87.987 doanh nghiệp / 99 cặp nền kinh tế × năm</w:t>
-      </w:r>
-      <w:r>
-        <w:t xml:space="preserve"> </w:t>
-      </w:r>
-      <w:r>
-        <w:t xml:space="preserve">(2006–2026), độ phủ 49/49 nền. Mẫu hồi quy P7: M2 N = 80.373, M5 N = 78.445. Nhóm VI SIDS = 7 nền Pacific (mẫu chính P8 N = 1.450). Pool phân loại 96.415/52 nền (tổng locked, đang chờ re-lock trên master đầy đủ).</w:t>
+        <w:t xml:space="preserve">88.869 doanh nghiệp / 103 cặp nền kinh tế × năm</w:t>
+      </w:r>
+      <w:r>
+        <w:t xml:space="preserve"> </w:t>
+      </w:r>
+      <w:r>
+        <w:t xml:space="preserve">(2006–2026), độ phủ 50/50 nền. Mẫu hồi quy P7: M2 N = 81.022, M5 N = 79.080. Nhóm VI SIDS = 7 nền Pacific (mẫu chính P8 N = 1.450). Pool phân loại 96.415/52 nền (tổng locked, đang chờ re-lock trên master đầy đủ).</w:t>
       </w:r>
     </w:p>
     <w:p>
@@ -1307,7 +1291,7 @@
           <w:bCs/>
           <w:b/>
         </w:rPr>
-        <w:t xml:space="preserve">(1) Loại Timor-Leste khỏi nhóm SIDS Thái Bình Dương — có cơ sở phân loại quốc tế.</w:t>
+        <w:t xml:space="preserve">(1) Làm rõ phạm vi Timor-Leste: giữ ở P7, loại ở P8 — có cơ sở phân loại quốc tế.</w:t>
       </w:r>
       <w:r>
         <w:t xml:space="preserve"> </w:t>
@@ -1344,45 +1328,36 @@
         <w:t xml:space="preserve"> </w:t>
       </w:r>
       <w:r>
-        <w:t xml:space="preserve">thuộc nhóm quốc đảo Thái Bình Dương: Ngân hàng Thế giới (11 Pacific Island Countries) và Liên Hợp Quốc (14 Pacific SIDS). Đã sửa mã, chạy lại P7 và P8 trực tiếp từ raw</w:t>
-      </w:r>
-      <w:r>
-        <w:t xml:space="preserve"> </w:t>
-      </w:r>
-      <w:r>
-        <w:rPr>
-          <w:rStyle w:val="VerbatimChar"/>
-        </w:rPr>
-        <w:t xml:space="preserve">.dta</w:t>
-      </w:r>
-      <w:r>
-        <w:t xml:space="preserve">: khung giảm</w:t>
-      </w:r>
-      <w:r>
-        <w:t xml:space="preserve"> </w:t>
-      </w:r>
-      <w:r>
-        <w:rPr>
-          <w:bCs/>
-          <w:b/>
-        </w:rPr>
-        <w:t xml:space="preserve">50 → 49 nền</w:t>
-      </w:r>
-      <w:r>
-        <w:t xml:space="preserve">, Nhóm VI còn</w:t>
-      </w:r>
-      <w:r>
-        <w:t xml:space="preserve"> </w:t>
-      </w:r>
-      <w:r>
-        <w:rPr>
-          <w:bCs/>
-          <w:b/>
-        </w:rPr>
-        <w:t xml:space="preserve">7 nền Pacific</w:t>
-      </w:r>
-      <w:r>
-        <w:t xml:space="preserve">. Tác động lên kết quả lõi P7</w:t>
+        <w:t xml:space="preserve">thuộc nhóm quốc đảo Thái Bình Dương: Ngân hàng Thế giới (11 Pacific Island Countries) và Liên Hợp Quốc (14 Pacific SIDS). Phạm vi xử lý:</w:t>
+      </w:r>
+      <w:r>
+        <w:t xml:space="preserve"> </w:t>
+      </w:r>
+      <w:r>
+        <w:rPr>
+          <w:bCs/>
+          <w:b/>
+        </w:rPr>
+        <w:t xml:space="preserve">P7 (khung đa quốc gia 50 nền) GIỮ Timor-Leste</w:t>
+      </w:r>
+      <w:r>
+        <w:t xml:space="preserve"> </w:t>
+      </w:r>
+      <w:r>
+        <w:t xml:space="preserve">như một nền kinh tế Đông Á–Thái Bình Dương;</w:t>
+      </w:r>
+      <w:r>
+        <w:t xml:space="preserve"> </w:t>
+      </w:r>
+      <w:r>
+        <w:rPr>
+          <w:bCs/>
+          <w:b/>
+        </w:rPr>
+        <w:t xml:space="preserve">chỉ nghiên cứu SIDS (P8) LOẠI Timor</w:t>
+      </w:r>
+      <w:r>
+        <w:t xml:space="preserve">, dùng 7 nền Pacific thật. Tác động lên kết quả lõi P7 không đáng kể. Tác động lên kết quả lõi P7</w:t>
       </w:r>
       <w:r>
         <w:t xml:space="preserve"> </w:t>
@@ -1473,7 +1448,7 @@
           <w:bCs/>
           <w:b/>
         </w:rPr>
-        <w:t xml:space="preserve">sự tan rã của chữ U ngược</w:t>
+        <w:t xml:space="preserve">việc chữ U ngược không hình thành</w:t>
       </w:r>
       <w:r>
         <w:rPr>
@@ -1551,7 +1526,7 @@
           <w:bCs/>
           <w:b/>
         </w:rPr>
-        <w:t xml:space="preserve">tan rã</w:t>
+        <w:t xml:space="preserve">không hình thành</w:t>
       </w:r>
       <w:r>
         <w:t xml:space="preserve"> </w:t>
@@ -1716,7 +1691,7 @@
         <w:pStyle w:val="Compact"/>
       </w:pPr>
       <w:r>
-        <w:t xml:space="preserve">Hoàn tất re-lock mô tả toàn diện (đồng bộ cột n các bảng mô tả sang khung tái lập 49 nền).</w:t>
+        <w:t xml:space="preserve">Hoàn tất re-lock mô tả toàn diện (đồng bộ cột n các bảng mô tả sang khung tái lập).</w:t>
       </w:r>
     </w:p>
     <w:p>
